--- a/24DIT061_PRACTICAL4.docx
+++ b/24DIT061_PRACTICAL4.docx
@@ -249,6 +249,53 @@
         <w:jc w:val="both"/>
         <w:rPr>
           <w:rFonts w:asciiTheme="majorBidi" w:hAnsiTheme="majorBidi" w:cstheme="majorBidi"/>
+        </w:rPr>
+      </w:pPr>
+      <w:r>
+        <w:rPr>
+          <w:rFonts w:asciiTheme="majorBidi" w:hAnsiTheme="majorBidi" w:cstheme="majorBidi"/>
+          <w:b/>
+          <w:bCs/>
+          <w:sz w:val="32"/>
+          <w:szCs w:val="32"/>
+        </w:rPr>
+        <w:t xml:space="preserve">GitHub: </w:t>
+      </w:r>
+      <w:hyperlink r:id="rId8" w:history="1">
+        <w:r>
+          <w:rPr>
+            <w:rStyle w:val="Hyperlink"/>
+            <w:rFonts w:asciiTheme="majorBidi" w:hAnsiTheme="majorBidi" w:cstheme="majorBidi"/>
+          </w:rPr>
+          <w:t>https://github.com/24dit061-Satyarajsinh/24DIT061_ITUE301-AWD</w:t>
+        </w:r>
+      </w:hyperlink>
+    </w:p>
+    <w:p>
+      <w:pPr>
+        <w:jc w:val="both"/>
+        <w:rPr>
+          <w:rFonts w:asciiTheme="majorBidi" w:hAnsiTheme="majorBidi" w:cstheme="majorBidi"/>
+        </w:rPr>
+      </w:pPr>
+    </w:p>
+    <w:p>
+      <w:pPr>
+        <w:jc w:val="both"/>
+        <w:rPr>
+          <w:rFonts w:asciiTheme="majorBidi" w:hAnsiTheme="majorBidi" w:cstheme="majorBidi"/>
+          <w:b/>
+          <w:bCs/>
+          <w:sz w:val="32"/>
+          <w:szCs w:val="32"/>
+        </w:rPr>
+      </w:pPr>
+    </w:p>
+    <w:p>
+      <w:pPr>
+        <w:jc w:val="both"/>
+        <w:rPr>
+          <w:rFonts w:asciiTheme="majorBidi" w:hAnsiTheme="majorBidi" w:cstheme="majorBidi"/>
           <w:b/>
           <w:bCs/>
           <w:sz w:val="28"/>
@@ -316,6 +363,7 @@
           <w:rFonts w:asciiTheme="majorBidi" w:hAnsiTheme="majorBidi" w:cstheme="majorBidi"/>
           <w:b/>
           <w:bCs/>
+          <w:noProof/>
           <w:sz w:val="28"/>
           <w:szCs w:val="28"/>
         </w:rPr>
@@ -335,7 +383,7 @@
                     <pic:cNvPicPr/>
                   </pic:nvPicPr>
                   <pic:blipFill>
-                    <a:blip r:embed="rId8"/>
+                    <a:blip r:embed="rId9"/>
                     <a:stretch>
                       <a:fillRect/>
                     </a:stretch>
@@ -394,6 +442,7 @@
           <w:rFonts w:asciiTheme="majorBidi" w:hAnsiTheme="majorBidi" w:cstheme="majorBidi"/>
           <w:b/>
           <w:bCs/>
+          <w:noProof/>
           <w:sz w:val="28"/>
           <w:szCs w:val="28"/>
         </w:rPr>
@@ -413,7 +462,7 @@
                     <pic:cNvPicPr/>
                   </pic:nvPicPr>
                   <pic:blipFill>
-                    <a:blip r:embed="rId9"/>
+                    <a:blip r:embed="rId10"/>
                     <a:stretch>
                       <a:fillRect/>
                     </a:stretch>
@@ -501,7 +550,6 @@
           <w:sz w:val="28"/>
           <w:szCs w:val="28"/>
         </w:rPr>
-        <w:lastRenderedPageBreak/>
         <w:t>Strat Frontend</w:t>
       </w:r>
     </w:p>
@@ -521,6 +569,7 @@
           <w:rFonts w:asciiTheme="majorBidi" w:hAnsiTheme="majorBidi" w:cstheme="majorBidi"/>
           <w:b/>
           <w:bCs/>
+          <w:noProof/>
           <w:sz w:val="28"/>
           <w:szCs w:val="28"/>
         </w:rPr>
@@ -540,7 +589,7 @@
                     <pic:cNvPicPr/>
                   </pic:nvPicPr>
                   <pic:blipFill>
-                    <a:blip r:embed="rId10"/>
+                    <a:blip r:embed="rId11"/>
                     <a:stretch>
                       <a:fillRect/>
                     </a:stretch>
@@ -584,6 +633,7 @@
       <w:r>
         <w:rPr>
           <w:rFonts w:asciiTheme="majorBidi" w:hAnsiTheme="majorBidi" w:cstheme="majorBidi"/>
+          <w:noProof/>
           <w:lang w:val="en-GB"/>
         </w:rPr>
         <w:drawing>
@@ -602,7 +652,7 @@
                     <pic:cNvPicPr/>
                   </pic:nvPicPr>
                   <pic:blipFill>
-                    <a:blip r:embed="rId11"/>
+                    <a:blip r:embed="rId12"/>
                     <a:stretch>
                       <a:fillRect/>
                     </a:stretch>
@@ -643,6 +693,7 @@
       <w:r>
         <w:rPr>
           <w:rFonts w:asciiTheme="majorBidi" w:hAnsiTheme="majorBidi" w:cstheme="majorBidi"/>
+          <w:noProof/>
           <w:lang w:val="en-GB"/>
         </w:rPr>
         <w:lastRenderedPageBreak/>
@@ -662,7 +713,7 @@
                     <pic:cNvPicPr/>
                   </pic:nvPicPr>
                   <pic:blipFill>
-                    <a:blip r:embed="rId12"/>
+                    <a:blip r:embed="rId13"/>
                     <a:stretch>
                       <a:fillRect/>
                     </a:stretch>
@@ -712,6 +763,7 @@
       <w:r>
         <w:rPr>
           <w:rFonts w:asciiTheme="majorBidi" w:hAnsiTheme="majorBidi" w:cstheme="majorBidi"/>
+          <w:noProof/>
           <w:lang w:val="en-GB"/>
         </w:rPr>
         <w:drawing>
@@ -730,7 +782,7 @@
                     <pic:cNvPicPr/>
                   </pic:nvPicPr>
                   <pic:blipFill>
-                    <a:blip r:embed="rId13"/>
+                    <a:blip r:embed="rId14"/>
                     <a:stretch>
                       <a:fillRect/>
                     </a:stretch>
@@ -837,6 +889,7 @@
       <w:r>
         <w:rPr>
           <w:rFonts w:asciiTheme="majorBidi" w:hAnsiTheme="majorBidi" w:cstheme="majorBidi"/>
+          <w:noProof/>
           <w:lang w:val="en-GB"/>
         </w:rPr>
         <w:drawing>
@@ -855,7 +908,7 @@
                     <pic:cNvPicPr/>
                   </pic:nvPicPr>
                   <pic:blipFill>
-                    <a:blip r:embed="rId14"/>
+                    <a:blip r:embed="rId15"/>
                     <a:stretch>
                       <a:fillRect/>
                     </a:stretch>
@@ -949,21 +1002,7 @@
           <w:rFonts w:asciiTheme="majorBidi" w:hAnsiTheme="majorBidi" w:cstheme="majorBidi"/>
           <w:lang w:val="en-GB"/>
         </w:rPr>
-        <w:t>Why must the error handling middleware be defined last in the</w:t>
-      </w:r>
-      <w:r>
-        <w:rPr>
-          <w:rFonts w:asciiTheme="majorBidi" w:hAnsiTheme="majorBidi" w:cstheme="majorBidi"/>
-          <w:lang w:val="en-GB"/>
-        </w:rPr>
-        <w:t xml:space="preserve"> </w:t>
-      </w:r>
-      <w:r>
-        <w:rPr>
-          <w:rFonts w:asciiTheme="majorBidi" w:hAnsiTheme="majorBidi" w:cstheme="majorBidi"/>
-          <w:lang w:val="en-GB"/>
-        </w:rPr>
-        <w:t>middleware chain?</w:t>
+        <w:t>Why must the error handling middleware be defined last in the middleware chain?</w:t>
       </w:r>
     </w:p>
     <w:p>
@@ -1339,12 +1378,12 @@
       </w:pPr>
     </w:p>
     <w:sectPr>
-      <w:headerReference w:type="even" r:id="rId15"/>
-      <w:headerReference w:type="default" r:id="rId16"/>
-      <w:footerReference w:type="even" r:id="rId17"/>
-      <w:footerReference w:type="default" r:id="rId18"/>
-      <w:headerReference w:type="first" r:id="rId19"/>
-      <w:footerReference w:type="first" r:id="rId20"/>
+      <w:headerReference w:type="even" r:id="rId16"/>
+      <w:headerReference w:type="default" r:id="rId17"/>
+      <w:footerReference w:type="even" r:id="rId18"/>
+      <w:footerReference w:type="default" r:id="rId19"/>
+      <w:headerReference w:type="first" r:id="rId20"/>
+      <w:footerReference w:type="first" r:id="rId21"/>
       <w:pgSz w:w="11906" w:h="16838"/>
       <w:pgMar w:top="1440" w:right="1440" w:bottom="1440" w:left="1440" w:header="708" w:footer="708" w:gutter="0"/>
       <w:pgBorders w:offsetFrom="page">
@@ -2844,6 +2883,29 @@
     <w:uiPriority w:val="99"/>
     <w:rsid w:val="003E6FC9"/>
   </w:style>
+  <w:style w:type="character" w:styleId="Hyperlink">
+    <w:name w:val="Hyperlink"/>
+    <w:basedOn w:val="DefaultParagraphFont"/>
+    <w:uiPriority w:val="99"/>
+    <w:unhideWhenUsed/>
+    <w:rsid w:val="00C82ED8"/>
+    <w:rPr>
+      <w:color w:val="467886" w:themeColor="hyperlink"/>
+      <w:u w:val="single"/>
+    </w:rPr>
+  </w:style>
+  <w:style w:type="character" w:styleId="UnresolvedMention">
+    <w:name w:val="Unresolved Mention"/>
+    <w:basedOn w:val="DefaultParagraphFont"/>
+    <w:uiPriority w:val="99"/>
+    <w:semiHidden/>
+    <w:unhideWhenUsed/>
+    <w:rsid w:val="00C82ED8"/>
+    <w:rPr>
+      <w:color w:val="605E5C"/>
+      <w:shd w:val="clear" w:color="auto" w:fill="E1DFDD"/>
+    </w:rPr>
+  </w:style>
 </w:styles>
 </file>
 
